--- a/Fase 1/Evidencias Proyecto/SegurIA-LPR_Squad_y_Responsabilidades.docx
+++ b/Fase 1/Evidencias Proyecto/SegurIA-LPR_Squad_y_Responsabilidades.docx
@@ -21,31 +21,8 @@
           <w:szCs w:val="72"/>
         </w:rPr>
         <w:t>Squad y Responsabilidades</w:t>
-      </w:r>
-      <w:r>
-        <w:rPr>
-          <w:color w:val="2F5496"/>
-          <w:sz w:val="72"/>
-          <w:szCs w:val="72"/>
-        </w:rPr>
         <w:br/>
-        <w:t>“</w:t>
-      </w:r>
-      <w:r>
-        <w:rPr>
-          <w:color w:val="2F5496"/>
-          <w:sz w:val="72"/>
-          <w:szCs w:val="72"/>
-        </w:rPr>
-        <w:t>SegurIA-LPR</w:t>
-      </w:r>
-      <w:r>
-        <w:rPr>
-          <w:color w:val="2F5496"/>
-          <w:sz w:val="72"/>
-          <w:szCs w:val="72"/>
-        </w:rPr>
-        <w:t>”</w:t>
+        <w:t>“SegurIA-LPR”</w:t>
       </w:r>
     </w:p>
     <w:p>
@@ -86,39 +63,7 @@
           <w:sz w:val="24"/>
           <w:szCs w:val="24"/>
         </w:rPr>
-        <w:t xml:space="preserve">Documento, desarrollo </w:t>
-      </w:r>
-      <w:r>
-        <w:rPr>
-          <w:color w:val="000000"/>
-          <w:sz w:val="24"/>
-          <w:szCs w:val="24"/>
-        </w:rPr>
-        <w:t>Squad y Responsabilidades</w:t>
-      </w:r>
-      <w:r>
-        <w:rPr>
-          <w:color w:val="000000"/>
-          <w:sz w:val="24"/>
-          <w:szCs w:val="24"/>
-        </w:rPr>
-        <w:t xml:space="preserve"> “</w:t>
-      </w:r>
-      <w:r>
-        <w:rPr>
-          <w:color w:val="000000"/>
-          <w:sz w:val="24"/>
-          <w:szCs w:val="24"/>
-        </w:rPr>
-        <w:t>SegurIA-LPR</w:t>
-      </w:r>
-      <w:r>
-        <w:rPr>
-          <w:color w:val="000000"/>
-          <w:sz w:val="24"/>
-          <w:szCs w:val="24"/>
-        </w:rPr>
-        <w:t>”.</w:t>
+        <w:t xml:space="preserve">Documento, desarrollo Squad y Responsabilidades “SegurIA-LPR”.</w:t>
       </w:r>
     </w:p>
     <w:p/>
@@ -177,11 +122,7 @@
           </w:pPr>
           <w:r>
             <w:fldChar w:fldCharType="begin"/>
-          </w:r>
-          <w:r>
             <w:instrText xml:space="preserve"> TOC \o "1-3" \h \z \u </w:instrText>
-          </w:r>
-          <w:r>
             <w:fldChar w:fldCharType="separate"/>
           </w:r>
           <w:hyperlink w:anchor="_Toc241363823" w:history="1">
@@ -202,46 +143,10 @@
                 <w:webHidden/>
               </w:rPr>
               <w:tab/>
-            </w:r>
-            <w:r>
-              <w:rPr>
-                <w:noProof/>
-                <w:webHidden/>
-              </w:rPr>
               <w:fldChar w:fldCharType="begin"/>
-            </w:r>
-            <w:r>
-              <w:rPr>
-                <w:noProof/>
-                <w:webHidden/>
-              </w:rPr>
               <w:instrText xml:space="preserve"> PAGEREF _Toc241363823 \h </w:instrText>
-            </w:r>
-            <w:r>
-              <w:rPr>
-                <w:noProof/>
-                <w:webHidden/>
-              </w:rPr>
-            </w:r>
-            <w:r>
-              <w:rPr>
-                <w:noProof/>
-                <w:webHidden/>
-              </w:rPr>
               <w:fldChar w:fldCharType="separate"/>
-            </w:r>
-            <w:r>
-              <w:rPr>
-                <w:noProof/>
-                <w:webHidden/>
-              </w:rPr>
               <w:t>3</w:t>
-            </w:r>
-            <w:r>
-              <w:rPr>
-                <w:noProof/>
-                <w:webHidden/>
-              </w:rPr>
               <w:fldChar w:fldCharType="end"/>
             </w:r>
           </w:hyperlink>
@@ -279,46 +184,10 @@
                 <w:webHidden/>
               </w:rPr>
               <w:tab/>
-            </w:r>
-            <w:r>
-              <w:rPr>
-                <w:noProof/>
-                <w:webHidden/>
-              </w:rPr>
               <w:fldChar w:fldCharType="begin"/>
-            </w:r>
-            <w:r>
-              <w:rPr>
-                <w:noProof/>
-                <w:webHidden/>
-              </w:rPr>
               <w:instrText xml:space="preserve"> PAGEREF _Toc241363824 \h </w:instrText>
-            </w:r>
-            <w:r>
-              <w:rPr>
-                <w:noProof/>
-                <w:webHidden/>
-              </w:rPr>
-            </w:r>
-            <w:r>
-              <w:rPr>
-                <w:noProof/>
-                <w:webHidden/>
-              </w:rPr>
               <w:fldChar w:fldCharType="separate"/>
-            </w:r>
-            <w:r>
-              <w:rPr>
-                <w:noProof/>
-                <w:webHidden/>
-              </w:rPr>
               <w:t>3</w:t>
-            </w:r>
-            <w:r>
-              <w:rPr>
-                <w:noProof/>
-                <w:webHidden/>
-              </w:rPr>
               <w:fldChar w:fldCharType="end"/>
             </w:r>
           </w:hyperlink>
@@ -356,46 +225,10 @@
                 <w:webHidden/>
               </w:rPr>
               <w:tab/>
-            </w:r>
-            <w:r>
-              <w:rPr>
-                <w:noProof/>
-                <w:webHidden/>
-              </w:rPr>
               <w:fldChar w:fldCharType="begin"/>
-            </w:r>
-            <w:r>
-              <w:rPr>
-                <w:noProof/>
-                <w:webHidden/>
-              </w:rPr>
               <w:instrText xml:space="preserve"> PAGEREF _Toc241363825 \h </w:instrText>
-            </w:r>
-            <w:r>
-              <w:rPr>
-                <w:noProof/>
-                <w:webHidden/>
-              </w:rPr>
-            </w:r>
-            <w:r>
-              <w:rPr>
-                <w:noProof/>
-                <w:webHidden/>
-              </w:rPr>
               <w:fldChar w:fldCharType="separate"/>
-            </w:r>
-            <w:r>
-              <w:rPr>
-                <w:noProof/>
-                <w:webHidden/>
-              </w:rPr>
               <w:t>3</w:t>
-            </w:r>
-            <w:r>
-              <w:rPr>
-                <w:noProof/>
-                <w:webHidden/>
-              </w:rPr>
               <w:fldChar w:fldCharType="end"/>
             </w:r>
           </w:hyperlink>
@@ -426,46 +259,10 @@
                 <w:webHidden/>
               </w:rPr>
               <w:tab/>
-            </w:r>
-            <w:r>
-              <w:rPr>
-                <w:noProof/>
-                <w:webHidden/>
-              </w:rPr>
               <w:fldChar w:fldCharType="begin"/>
-            </w:r>
-            <w:r>
-              <w:rPr>
-                <w:noProof/>
-                <w:webHidden/>
-              </w:rPr>
               <w:instrText xml:space="preserve"> PAGEREF _Toc241363826 \h </w:instrText>
-            </w:r>
-            <w:r>
-              <w:rPr>
-                <w:noProof/>
-                <w:webHidden/>
-              </w:rPr>
-            </w:r>
-            <w:r>
-              <w:rPr>
-                <w:noProof/>
-                <w:webHidden/>
-              </w:rPr>
               <w:fldChar w:fldCharType="separate"/>
-            </w:r>
-            <w:r>
-              <w:rPr>
-                <w:noProof/>
-                <w:webHidden/>
-              </w:rPr>
               <w:t>4</w:t>
-            </w:r>
-            <w:r>
-              <w:rPr>
-                <w:noProof/>
-                <w:webHidden/>
-              </w:rPr>
               <w:fldChar w:fldCharType="end"/>
             </w:r>
           </w:hyperlink>
@@ -496,46 +293,10 @@
                 <w:webHidden/>
               </w:rPr>
               <w:tab/>
-            </w:r>
-            <w:r>
-              <w:rPr>
-                <w:noProof/>
-                <w:webHidden/>
-              </w:rPr>
               <w:fldChar w:fldCharType="begin"/>
-            </w:r>
-            <w:r>
-              <w:rPr>
-                <w:noProof/>
-                <w:webHidden/>
-              </w:rPr>
               <w:instrText xml:space="preserve"> PAGEREF _Toc241363827 \h </w:instrText>
-            </w:r>
-            <w:r>
-              <w:rPr>
-                <w:noProof/>
-                <w:webHidden/>
-              </w:rPr>
-            </w:r>
-            <w:r>
-              <w:rPr>
-                <w:noProof/>
-                <w:webHidden/>
-              </w:rPr>
               <w:fldChar w:fldCharType="separate"/>
-            </w:r>
-            <w:r>
-              <w:rPr>
-                <w:noProof/>
-                <w:webHidden/>
-              </w:rPr>
               <w:t>4</w:t>
-            </w:r>
-            <w:r>
-              <w:rPr>
-                <w:noProof/>
-                <w:webHidden/>
-              </w:rPr>
               <w:fldChar w:fldCharType="end"/>
             </w:r>
           </w:hyperlink>
@@ -573,46 +334,10 @@
                 <w:webHidden/>
               </w:rPr>
               <w:tab/>
-            </w:r>
-            <w:r>
-              <w:rPr>
-                <w:noProof/>
-                <w:webHidden/>
-              </w:rPr>
               <w:fldChar w:fldCharType="begin"/>
-            </w:r>
-            <w:r>
-              <w:rPr>
-                <w:noProof/>
-                <w:webHidden/>
-              </w:rPr>
               <w:instrText xml:space="preserve"> PAGEREF _Toc241363828 \h </w:instrText>
-            </w:r>
-            <w:r>
-              <w:rPr>
-                <w:noProof/>
-                <w:webHidden/>
-              </w:rPr>
-            </w:r>
-            <w:r>
-              <w:rPr>
-                <w:noProof/>
-                <w:webHidden/>
-              </w:rPr>
               <w:fldChar w:fldCharType="separate"/>
-            </w:r>
-            <w:r>
-              <w:rPr>
-                <w:noProof/>
-                <w:webHidden/>
-              </w:rPr>
               <w:t>4</w:t>
-            </w:r>
-            <w:r>
-              <w:rPr>
-                <w:noProof/>
-                <w:webHidden/>
-              </w:rPr>
               <w:fldChar w:fldCharType="end"/>
             </w:r>
           </w:hyperlink>
@@ -776,7 +501,7 @@
           </w:tcPr>
           <w:p>
             <w:r>
-              <w:t>1.0</w:t>
+              <w:t xml:space="preserve">1.1</w:t>
             </w:r>
           </w:p>
         </w:tc>
@@ -884,7 +609,7 @@
           </w:tcPr>
           <w:p>
             <w:r>
-              <w:t>Arquitectura del Sistema Web Multi-tenant, Lógica de Backend, Canales de Comunicación en Tiempo Real (WebSockets), Autenticación y UI/UX.</w:t>
+              <w:t xml:space="preserve">Arquitectura del Sistema Web Multi-tenant, Lógica de Backend (Node.js, Express.js), Comunicación en Tiempo Real (Socket.io), Autenticación, UI/UX y Plataformas de Despliegue (Render, Netlify, Cloudinary).</w:t>
             </w:r>
           </w:p>
         </w:tc>
@@ -916,7 +641,7 @@
           </w:tcPr>
           <w:p>
             <w:r>
-              <w:t>Pipeline de Visión Artificial (YOLO, OCR), Integración de Hardware (Raspberry Pi 4, Cámara Tapo C310), Diseño y Administración del Modelo de Datos (MER).</w:t>
+              <w:t xml:space="preserve">Pipeline de Visión Artificial (YOLO, OCR), Integración de Hardware (Raspberry Pi 4, Cámara Tapo C310), Diseño e Implementación del Modelo de Datos (MER, PostgreSQL).</w:t>
             </w:r>
           </w:p>
         </w:tc>
@@ -1030,7 +755,7 @@
           </w:tcPr>
           <w:p>
             <w:r>
-              <w:t>Estructura base del proyecto web (Backend / Frontend)</w:t>
+              <w:t xml:space="preserve">Modelo arquitectónico 4+1 y mockup de la aplicación web</w:t>
             </w:r>
           </w:p>
         </w:tc>
@@ -1040,7 +765,7 @@
           </w:tcPr>
           <w:p>
             <w:r>
-              <w:t>Diseño y construcción del Modelo de Datos (MER)</w:t>
+              <w:t xml:space="preserve">Diseño del Modelo de Datos (MER)</w:t>
             </w:r>
           </w:p>
         </w:tc>
@@ -1050,7 +775,7 @@
           </w:tcPr>
           <w:p>
             <w:r>
-              <w:t>Integración del pipeline de reconocimiento con el backend</w:t>
+              <w:t xml:space="preserve">Documentación de la planificación (Análisis del Caso, mapas, épicas, historias de usuario y Product Backlog)</w:t>
             </w:r>
           </w:p>
         </w:tc>
@@ -1062,7 +787,7 @@
           </w:tcPr>
           <w:p>
             <w:r>
-              <w:t>Implementación del sistema de autenticación y vistas diferenciadas por rol (Admin, Propietario, Guardia)</w:t>
+              <w:t xml:space="preserve">Configuración de plataformas y estructura del proyecto (Render, Netlify, Cloudinary, Jira, GitHub)</w:t>
             </w:r>
           </w:p>
         </w:tc>
@@ -1072,7 +797,7 @@
           </w:tcPr>
           <w:p>
             <w:r>
-              <w:t>Recolección del dataset público de patentes (CC BY 4.0) y configuración del entorno ML</w:t>
+              <w:t xml:space="preserve">Implementación de la base de datos en PostgreSQL y preparación del dataset público de patentes (CC BY 4.0)</w:t>
             </w:r>
           </w:p>
         </w:tc>
@@ -1082,7 +807,7 @@
           </w:tcPr>
           <w:p>
             <w:r>
-              <w:t>Pruebas de validación en terreno con vehículos autorizados</w:t>
+              <w:t xml:space="preserve">Seguimiento en Jira y retrospectiva al cierre de cada sprint</w:t>
             </w:r>
           </w:p>
         </w:tc>
@@ -1094,7 +819,7 @@
           </w:tcPr>
           <w:p>
             <w:r>
-              <w:t>Desarrollo de los módulos de gestión de vehículos autorizados y visitas</w:t>
+              <w:t xml:space="preserve">Estructura base del sitio web, inicio de sesión y vistas por rol (Administrador en sus niveles de plataforma y de recinto, Propietario y Guardia)</w:t>
             </w:r>
           </w:p>
         </w:tc>
@@ -1104,7 +829,7 @@
           </w:tcPr>
           <w:p>
             <w:r>
-              <w:t>Entrenamiento y fine-tuning del modelo YOLO para detección de patentes</w:t>
+              <w:t xml:space="preserve">Entrenamiento de la detección de vehículos (YOLO, fine-tuning)</w:t>
             </w:r>
           </w:p>
         </w:tc>
@@ -1114,7 +839,7 @@
           </w:tcPr>
           <w:p>
             <w:r>
-              <w:t>Elaboración de informes y presentaciones finales</w:t>
+              <w:t xml:space="preserve">Integración del pipeline de la Raspberry Pi con el backend (Sprint 4)</w:t>
             </w:r>
           </w:p>
         </w:tc>
@@ -1126,7 +851,7 @@
           </w:tcPr>
           <w:p>
             <w:r>
-              <w:t>Implementación de comunicación por WebSocket persistente (emisión de detecciones y sincronización de vehículos en tiempo real)</w:t>
+              <w:t xml:space="preserve">Gestión de recintos, usuarios, vehículos y visitas, con revisión de los cambios a partir de la auditoría</w:t>
             </w:r>
           </w:p>
         </w:tc>
@@ -1136,7 +861,7 @@
           </w:tcPr>
           <w:p>
             <w:r>
-              <w:t>Integración del motor OCR (Tesseract/EasyOCR) y validación de formato</w:t>
+              <w:t xml:space="preserve">Entrenamiento de la detección de patentes</w:t>
             </w:r>
           </w:p>
         </w:tc>
@@ -1146,10 +871,9 @@
           </w:tcPr>
           <w:p>
             <w:r>
-              <w:t>-</w:t>
-            </w:r>
-          </w:p>
-          <w:p/>
+              <w:t xml:space="preserve">Pruebas en terreno con vehículos autorizados (Sprint 5)</w:t>
+            </w:r>
+          </w:p>
         </w:tc>
       </w:tr>
       <w:tr>
@@ -1159,7 +883,7 @@
           </w:tcPr>
           <w:p>
             <w:r>
-              <w:t>Documentación y apoyo en la gestión del proyecto</w:t>
+              <w:t xml:space="preserve">Alertas en tiempo real (Socket.io) e historial de accesos</w:t>
             </w:r>
           </w:p>
         </w:tc>
@@ -1169,7 +893,7 @@
           </w:tcPr>
           <w:p>
             <w:r>
-              <w:t>Integración de hardware (Cámara IP Tapo C310 via ONVIF/RTSP + Raspberry Pi 4)</w:t>
+              <w:t xml:space="preserve">Lectura de patentes (OCR) y validación de formato chileno</w:t>
             </w:r>
           </w:p>
         </w:tc>
@@ -1179,10 +903,73 @@
           </w:tcPr>
           <w:p>
             <w:r>
-              <w:t>-</w:t>
-            </w:r>
-          </w:p>
-          <w:p/>
+              <w:t xml:space="preserve">Presentación final del proyecto</w:t>
+            </w:r>
+          </w:p>
+        </w:tc>
+      </w:tr>
+      <w:tr>
+        <w:tc>
+          <w:tcPr>
+            <w:tcW w:w="2830" w:type="dxa"/>
+          </w:tcPr>
+          <w:p>
+            <w:r>
+              <w:t xml:space="preserve">Sincronización de la copia local y recepción de resultados e imágenes en el backend</w:t>
+            </w:r>
+          </w:p>
+        </w:tc>
+        <w:tc>
+          <w:tcPr>
+            <w:tcW w:w="2977" w:type="dxa"/>
+          </w:tcPr>
+          <w:p>
+            <w:r>
+              <w:t xml:space="preserve">Configuración de la Raspberry Pi y la cámara Tapo C310, e integración del pipeline con la copia local y el envío de resultados</w:t>
+            </w:r>
+          </w:p>
+        </w:tc>
+        <w:tc>
+          <w:tcPr>
+            <w:tcW w:w="3021" w:type="dxa"/>
+          </w:tcPr>
+          <w:p>
+            <w:r>
+              <w:t xml:space="preserve">-</w:t>
+            </w:r>
+          </w:p>
+        </w:tc>
+      </w:tr>
+      <w:tr>
+        <w:tc>
+          <w:tcPr>
+            <w:tcW w:w="2830" w:type="dxa"/>
+          </w:tcPr>
+          <w:p>
+            <w:r>
+              <w:t xml:space="preserve">Corrección de la aplicación web y documentación final</w:t>
+            </w:r>
+          </w:p>
+        </w:tc>
+        <w:tc>
+          <w:tcPr>
+            <w:tcW w:w="2977" w:type="dxa"/>
+          </w:tcPr>
+          <w:p>
+            <w:r>
+              <w:t xml:space="preserve">Calibración del modelo durante las pruebas en terreno</w:t>
+            </w:r>
+          </w:p>
+        </w:tc>
+        <w:tc>
+          <w:tcPr>
+            <w:tcW w:w="3021" w:type="dxa"/>
+          </w:tcPr>
+          <w:p>
+            <w:r>
+              <w:t xml:space="preserve">-</w:t>
+            </w:r>
+          </w:p>
         </w:tc>
       </w:tr>
     </w:tbl>
@@ -1214,7 +1001,7 @@
         </w:numPr>
       </w:pPr>
       <w:r>
-        <w:t>Gestión &amp; Arquitectura: Planificación del proyecto y diseño de la estructura multicapa multi-tenant.</w:t>
+        <w:t xml:space="preserve">Gestión &amp; Arquitectura: Planificación del proyecto, seguimiento en Jira y diseño del modelo arquitectónico 4+1 de la solución multi-tenant.</w:t>
       </w:r>
     </w:p>
     <w:p>
@@ -1226,7 +1013,7 @@
         </w:numPr>
       </w:pPr>
       <w:r>
-        <w:t>Desarrollo Backend &amp; Lógica Web: Implementación del backend web, lógica de negocio y APIs complementarias.</w:t>
+        <w:t xml:space="preserve">Plataformas y Despliegue: Configuración de Render (backend y base de datos), Netlify (frontend) y Cloudinary (imágenes) en el entorno de pruebas.</w:t>
       </w:r>
     </w:p>
     <w:p>
@@ -1238,7 +1025,7 @@
         </w:numPr>
       </w:pPr>
       <w:r>
-        <w:t>Desarrollo Frontend Web: Implementación de la plataforma web unificada con vistas diferenciadas para los roles Administrador, Propietario y Guardia.</w:t>
+        <w:t xml:space="preserve">Desarrollo Backend &amp; Lógica Web: Implementación del backend en Node.js con Express.js, lógica de negocio y APIs.</w:t>
       </w:r>
     </w:p>
     <w:p>
@@ -1250,7 +1037,19 @@
         </w:numPr>
       </w:pPr>
       <w:r>
-        <w:t>Sistema de Comunicación por WebSocket Persistente:</w:t>
+        <w:t xml:space="preserve">Desarrollo Frontend Web: Implementación de la plataforma web unificada con vistas diferenciadas para los roles Administrador (niveles de plataforma y de recinto), Propietario y Guardia.</w:t>
+      </w:r>
+    </w:p>
+    <w:p>
+      <w:pPr>
+        <w:pStyle w:val="Prrafodelista"/>
+        <w:numPr>
+          <w:ilvl w:val="0"/>
+          <w:numId w:val="4"/>
+        </w:numPr>
+      </w:pPr>
+      <w:r>
+        <w:t xml:space="preserve">Comunicación en Tiempo Real (Socket.io):</w:t>
       </w:r>
     </w:p>
     <w:p>
@@ -1262,7 +1061,7 @@
         </w:numPr>
       </w:pPr>
       <w:r>
-        <w:t>Configuración del canal WebSocket permanente para la recepción inmediata de las alertas y resultados de detección en la interfaz del Guardia.</w:t>
+        <w:t xml:space="preserve">Canal para la recepción inmediata de las alertas, junto con la imagen capturada, en la interfaz del Guardia.</w:t>
       </w:r>
     </w:p>
     <w:p>
@@ -1274,7 +1073,7 @@
         </w:numPr>
       </w:pPr>
       <w:r>
-        <w:t>Implementación del canal bidireccional para la transmisión de la sincronización de la lista de vehículos autorizados y de visita hacia el nodo de procesamiento en tiempo real.</w:t>
+        <w:t xml:space="preserve">Sincronización de la copia local de vehículos autorizados y de visita hacia la Raspberry Pi, y recepción de los resultados del reconocimiento.</w:t>
       </w:r>
     </w:p>
     <w:p>
@@ -1286,10 +1085,19 @@
         </w:numPr>
       </w:pPr>
       <w:r>
-        <w:t>Gestión de Entidades: Módulos de autenticación, administración de usuarios, recintos, vehículos autorizados y registro de visitas de 24 horas.</w:t>
-      </w:r>
-      <w:r>
-        <w:tab/>
+        <w:t xml:space="preserve">Gestión de Entidades: Recintos y administradores (Administrador SegurIA-LPR), usuarios y vehículos autorizados (Administrador de recinto), vehículos propios y visitas de 24 horas (Propietario), revisión de cambios a partir de la auditoría e historial de accesos.</w:t>
+      </w:r>
+    </w:p>
+    <w:p>
+      <w:pPr>
+        <w:pStyle w:val="Prrafodelista"/>
+        <w:numPr>
+          <w:ilvl w:val="0"/>
+          <w:numId w:val="4"/>
+        </w:numPr>
+      </w:pPr>
+      <w:r>
+        <w:t xml:space="preserve">Gestión de Imágenes: Almacenamiento de las imágenes capturadas en Cloudinary, con registro de su URL en la base de datos y eliminación automática a los 60 días.</w:t>
       </w:r>
     </w:p>
     <w:p>
@@ -1320,7 +1128,7 @@
         </w:numPr>
       </w:pPr>
       <w:r>
-        <w:t>Diseño y Construcción de Base de Datos: Diseño conceptual, lógico y físico del Modelo Entidad-Relación (MER), asegurando el soporte para la arquitectura multi-tenant y la trazabilidad de accesos.</w:t>
+        <w:t xml:space="preserve">Diseño y Construcción de Base de Datos: Diseño del Modelo Entidad-Relación (MER) e implementación en PostgreSQL, asegurando el soporte para la arquitectura multi-tenant y la trazabilidad de accesos.</w:t>
       </w:r>
     </w:p>
     <w:p>
@@ -1332,7 +1140,7 @@
         </w:numPr>
       </w:pPr>
       <w:r>
-        <w:t>Pipeline de Visión Artificial &amp; ML: Curaduría del dataset público de patentes (CC BY 4.0), entrenamiento y ajuste fino (fine-tuning) del modelo YOLOv8.</w:t>
+        <w:t xml:space="preserve">Pipeline de Visión Artificial &amp; ML: Preparación del dataset público de patentes (CC BY 4.0), entrenamiento y ajuste fino (fine-tuning) del modelo YOLOv8 para la detección de vehículos y de patentes.</w:t>
       </w:r>
     </w:p>
     <w:p>
@@ -1344,7 +1152,7 @@
         </w:numPr>
       </w:pPr>
       <w:r>
-        <w:t>OCR &amp; Validación de Formato: Implementación del motor de extracción de texto (Tesseract/EasyOCR) y algoritmos de validación contra el formato de patente chilena mediante expresiones regulares.</w:t>
+        <w:t xml:space="preserve">OCR &amp; Validación de Formato: Implementación del motor de OCR y validación contra el formato de patente chilena mediante expresiones regulares.</w:t>
       </w:r>
     </w:p>
     <w:p>
@@ -1356,7 +1164,7 @@
         </w:numPr>
       </w:pPr>
       <w:r>
-        <w:t>Integración de Hardware de Borde (Edge) &amp; Conectividad WebSocket:</w:t>
+        <w:t xml:space="preserve">Integración de Hardware de Borde (Edge) &amp; Comunicación con el Backend:</w:t>
       </w:r>
     </w:p>
     <w:p>
@@ -1368,7 +1176,7 @@
         </w:numPr>
       </w:pPr>
       <w:r>
-        <w:t>Configuración del entorno de procesamiento en la Raspberry Pi 4 de 4 GB.</w:t>
+        <w:t xml:space="preserve">Configuración del entorno de procesamiento en la Raspberry Pi 4 de 4 GB.</w:t>
       </w:r>
     </w:p>
     <w:p>
@@ -1380,7 +1188,7 @@
         </w:numPr>
       </w:pPr>
       <w:r>
-        <w:t>Integración del cliente WebSocket en la Raspberry Pi para sincronizar dinámicamente la lista de vehículos autorizados en tiempo real y enviar los eventos de detección al servidor.</w:t>
+        <w:t xml:space="preserve">Validación de patentes contra la copia local sincronizada y envío de los resultados e imágenes al backend.</w:t>
       </w:r>
     </w:p>
     <w:p>
@@ -1392,7 +1200,7 @@
         </w:numPr>
       </w:pPr>
       <w:r>
-        <w:t>Conectividad de Cámara IP: Integración y transmisión de video de la cámara TP-Link Tapo C310 vía protocolo ONVIF / RTSP hacia la Raspberry Pi 4.</w:t>
+        <w:t xml:space="preserve">Conectividad de Cámara IP: Integración y transmisión de video de la cámara TP-Link Tapo C310 vía protocolo ONVIF / RTSP hacia la Raspberry Pi 4.</w:t>
       </w:r>
     </w:p>
     <w:p>
@@ -1404,7 +1212,7 @@
         </w:numPr>
       </w:pPr>
       <w:r>
-        <w:t>Pruebas de Campo &amp; Métricas de Desempeño: Evaluación objetiva de la tasa de acierto de detección, precisión del OCR y latencia total del pipeline en terreno con los vehículos de prueba.</w:t>
+        <w:t xml:space="preserve">Pruebas de Campo &amp; Calibración: Pruebas en terreno con los vehículos autorizados y calibración del modelo según los resultados obtenidos.</w:t>
       </w:r>
     </w:p>
     <w:p>
@@ -1439,7 +1247,7 @@
         </w:numPr>
       </w:pPr>
       <w:r>
-        <w:t>Metodología: Scrum en Sprints de 2 semanas.</w:t>
+        <w:t xml:space="preserve">Metodología: Scrum, con planificación en las semanas 1 a 4, Sprints 0 a 4 de 2 semanas y Sprint 5 de 1 semana.</w:t>
       </w:r>
     </w:p>
     <w:p>
@@ -1451,7 +1259,7 @@
         </w:numPr>
       </w:pPr>
       <w:r>
-        <w:t>Sincronización: Reuniones diarias (Daily Minutas) para seguimiento de avances, identificación de bloqueos y alineación entre la sincronización WebSocket, el pipeline de ML y el backend web.</w:t>
+        <w:t xml:space="preserve">Trabajo en Paralelo: Cada sprint contempla tareas de ambos integrantes; la integración del pipeline de la Raspberry Pi con el servicio web se realiza en el Sprint 4.</w:t>
       </w:r>
     </w:p>
     <w:p>
@@ -1463,7 +1271,19 @@
         </w:numPr>
       </w:pPr>
       <w:r>
-        <w:t>Control de Versiones: Repositorio público en GitHub con trazabilidad de commits e integraciones por integrante.</w:t>
+        <w:t xml:space="preserve">Seguimiento: Gestión de sprints e historias de usuario en Jira, con retrospectiva al cierre de cada sprint para identificar bloqueos y ajustar la planificación.</w:t>
+      </w:r>
+    </w:p>
+    <w:p>
+      <w:pPr>
+        <w:pStyle w:val="Prrafodelista"/>
+        <w:numPr>
+          <w:ilvl w:val="0"/>
+          <w:numId w:val="4"/>
+        </w:numPr>
+      </w:pPr>
+      <w:r>
+        <w:t xml:space="preserve">Control de Versiones: Repositorio público en GitHub con trazabilidad de commits e integraciones por integrante.</w:t>
       </w:r>
     </w:p>
     <w:sectPr>
